--- a/backend/app/services/docs_agent/agent_result_document_folder/제품설명회시행결과보고서_20250725.docx
+++ b/backend/app/services/docs_agent/agent_result_document_folder/제품설명회시행결과보고서_20250725.docx
@@ -646,7 +646,7 @@
             <w:proofErr w:type="spellStart"/>
             <w:proofErr w:type="spellEnd"/>
             <w:r>
-              <w:t>예산사용</w:t>
+              <w:t>8만원</w:t>
             </w:r>
           </w:p>
         </w:tc>
@@ -845,7 +845,7 @@
               </w:rPr>
             </w:pPr>
             <w:r>
-              <w:t>소주1병, 맥주4병</w:t>
+              <w:t>소주1병, 맥주 4병</w:t>
             </w:r>
           </w:p>
         </w:tc>
